--- a/Template/Procurement/6. ใบเสนอราคา/6.2.1 ธุรการ15000.docx
+++ b/Template/Procurement/6. ใบเสนอราคา/6.2.1 ธุรการ15000.docx
@@ -2901,7 +2901,34 @@
           <w:szCs w:val="32"/>
           <w:cs/>
         </w:rPr>
-        <w:t>จำนวน 1 ฉบับ</w:t>
+        <w:t xml:space="preserve">จำนวน </w:t>
+      </w:r>
+      <w:r>
+        <w:rPr>
+          <w:rFonts w:ascii="TH SarabunIT๙" w:hAnsi="TH SarabunIT๙" w:cs="TH SarabunIT๙" w:hint="cs"/>
+          <w:sz w:val="32"/>
+          <w:szCs w:val="32"/>
+          <w:cs/>
+        </w:rPr>
+        <w:t>.....</w:t>
+      </w:r>
+      <w:r>
+        <w:rPr>
+          <w:rFonts w:ascii="TH SarabunIT๙" w:hAnsi="TH SarabunIT๙" w:cs="TH SarabunIT๙" w:hint="cs"/>
+          <w:sz w:val="32"/>
+          <w:szCs w:val="32"/>
+          <w:cs/>
+        </w:rPr>
+        <w:t xml:space="preserve"> </w:t>
+      </w:r>
+      <w:r>
+        <w:rPr>
+          <w:rFonts w:ascii="TH SarabunIT๙" w:hAnsi="TH SarabunIT๙" w:cs="TH SarabunIT๙" w:hint="cs"/>
+          <w:sz w:val="32"/>
+          <w:szCs w:val="32"/>
+          <w:cs/>
+        </w:rPr>
+        <w:t xml:space="preserve"> ฉบับ</w:t>
       </w:r>
     </w:p>
     <w:p>
@@ -3001,7 +3028,16 @@
           <w:szCs w:val="32"/>
           <w:cs/>
         </w:rPr>
-        <w:t>1</w:t>
+        <w:t>.....</w:t>
+      </w:r>
+      <w:r>
+        <w:rPr>
+          <w:rFonts w:ascii="TH SarabunIT๙" w:hAnsi="TH SarabunIT๙" w:cs="TH SarabunIT๙" w:hint="cs"/>
+          <w:sz w:val="32"/>
+          <w:szCs w:val="32"/>
+          <w:cs/>
+        </w:rPr>
+        <w:t xml:space="preserve"> </w:t>
       </w:r>
       <w:r>
         <w:rPr>
@@ -3120,7 +3156,25 @@
           <w:szCs w:val="32"/>
           <w:cs/>
         </w:rPr>
-        <w:t xml:space="preserve">1 </w:t>
+        <w:t>.....</w:t>
+      </w:r>
+      <w:r>
+        <w:rPr>
+          <w:rFonts w:ascii="TH SarabunIT๙" w:hAnsi="TH SarabunIT๙" w:cs="TH SarabunIT๙" w:hint="cs"/>
+          <w:sz w:val="32"/>
+          <w:szCs w:val="32"/>
+          <w:cs/>
+        </w:rPr>
+        <w:t xml:space="preserve"> </w:t>
+      </w:r>
+      <w:r>
+        <w:rPr>
+          <w:rFonts w:ascii="TH SarabunIT๙" w:hAnsi="TH SarabunIT๙" w:cs="TH SarabunIT๙" w:hint="cs"/>
+          <w:sz w:val="32"/>
+          <w:szCs w:val="32"/>
+          <w:cs/>
+        </w:rPr>
+        <w:t xml:space="preserve"> </w:t>
       </w:r>
       <w:r>
         <w:rPr>
